--- a/labs/lab01/report/report.docx
+++ b/labs/lab01/report/report.docx
@@ -7,7 +7,7 @@
         <w:pStyle w:val="Title"/>
       </w:pPr>
       <w:r>
-        <w:t xml:space="preserve">Отчет</w:t>
+        <w:t xml:space="preserve">Отчёт</w:t>
       </w:r>
       <w:r>
         <w:t xml:space="preserve"> </w:t>
@@ -45,7 +45,7 @@
         <w:t xml:space="preserve"> </w:t>
       </w:r>
       <w:r>
-        <w:t xml:space="preserve">№1</w:t>
+        <w:t xml:space="preserve">1</w:t>
       </w:r>
     </w:p>
     <w:p>
@@ -60,6 +60,12 @@
       </w:r>
       <w:r>
         <w:t xml:space="preserve">Дарья</w:t>
+      </w:r>
+      <w:r>
+        <w:t xml:space="preserve"> </w:t>
+      </w:r>
+      <w:r>
+        <w:t xml:space="preserve">Викторовна</w:t>
       </w:r>
     </w:p>
     <w:sdt>
@@ -111,11 +117,11 @@
         <w:pStyle w:val="FirstParagraph"/>
       </w:pPr>
       <w:r>
-        <w:t xml:space="preserve">Установка и настройка GNS3 и сопутствующего программного обеспечения.</w:t>
+        <w:t xml:space="preserve">Целью данной работы является приобретение практических навыков установки Rocky Linux на виртуальную машину с помощью инструмента Vagrant</w:t>
       </w:r>
     </w:p>
     <w:bookmarkEnd w:id="20"/>
-    <w:bookmarkStart w:id="21" w:name="задание"/>
+    <w:bookmarkStart w:id="48" w:name="выполнение-лабораторной-работы"/>
     <w:p>
       <w:pPr>
         <w:pStyle w:val="Heading1"/>
@@ -130,73 +136,6 @@
         <w:tab/>
       </w:r>
       <w:r>
-        <w:t xml:space="preserve">Задание</w:t>
-      </w:r>
-    </w:p>
-    <w:p>
-      <w:pPr>
-        <w:numPr>
-          <w:ilvl w:val="0"/>
-          <w:numId w:val="1001"/>
-        </w:numPr>
-        <w:pStyle w:val="Compact"/>
-      </w:pPr>
-      <w:r>
-        <w:t xml:space="preserve">Установить GNS3-all-in-one, GNS3 VM, проверить корректность запуска.</w:t>
-      </w:r>
-    </w:p>
-    <w:p>
-      <w:pPr>
-        <w:numPr>
-          <w:ilvl w:val="0"/>
-          <w:numId w:val="1001"/>
-        </w:numPr>
-        <w:pStyle w:val="Compact"/>
-      </w:pPr>
-      <w:r>
-        <w:t xml:space="preserve">Импортировать в GNS3 образ маршрутизатора FRR.</w:t>
-      </w:r>
-    </w:p>
-    <w:p>
-      <w:pPr>
-        <w:numPr>
-          <w:ilvl w:val="0"/>
-          <w:numId w:val="1001"/>
-        </w:numPr>
-        <w:pStyle w:val="Compact"/>
-      </w:pPr>
-      <w:r>
-        <w:t xml:space="preserve">Импортировать в GNS3 образ маршрутизатора VyOS.</w:t>
-      </w:r>
-    </w:p>
-    <w:p>
-      <w:pPr>
-        <w:numPr>
-          <w:ilvl w:val="0"/>
-          <w:numId w:val="1001"/>
-        </w:numPr>
-        <w:pStyle w:val="Compact"/>
-      </w:pPr>
-      <w:r>
-        <w:t xml:space="preserve">Проверить корректность работы маршрутизаторов FRR и VyOS.</w:t>
-      </w:r>
-    </w:p>
-    <w:bookmarkEnd w:id="21"/>
-    <w:bookmarkStart w:id="73" w:name="выполнение-лабораторной-работы"/>
-    <w:p>
-      <w:pPr>
-        <w:pStyle w:val="Heading1"/>
-      </w:pPr>
-      <w:r>
-        <w:rPr>
-          <w:rStyle w:val="SectionNumber"/>
-        </w:rPr>
-        <w:t xml:space="preserve">3</w:t>
-      </w:r>
-      <w:r>
-        <w:tab/>
-      </w:r>
-      <w:r>
         <w:t xml:space="preserve">Выполнение лабораторной работы</w:t>
       </w:r>
     </w:p>
@@ -205,7 +144,7 @@
         <w:pStyle w:val="FirstParagraph"/>
       </w:pPr>
       <w:r>
-        <w:t xml:space="preserve">Запускаем VirtualBox и через меню «Файл → Импорт конфигураций» указываем заранее скачанный образ GNS3 VM (рис. 1).</w:t>
+        <w:t xml:space="preserve">Для начала создадим папку с инициалами, в которой будет 2 папки, показанные на фото (рис. 1).</w:t>
       </w:r>
     </w:p>
     <w:p>
@@ -215,20 +154,20 @@
       <w:r>
         <w:drawing>
           <wp:inline>
-            <wp:extent cx="3733800" cy="1636108"/>
+            <wp:extent cx="5334000" cy="1617922"/>
             <wp:effectExtent b="0" l="0" r="0" t="0"/>
-            <wp:docPr descr="Импорт конфигурации GNS3 VM в VirtualBox" title="" id="23" name="Picture"/>
+            <wp:docPr descr="Создание папок" title="" id="22" name="Picture"/>
             <a:graphic>
               <a:graphicData uri="http://schemas.openxmlformats.org/drawingml/2006/picture">
                 <pic:pic>
                   <pic:nvPicPr>
-                    <pic:cNvPr descr="image/001.png" id="24" name="Picture"/>
+                    <pic:cNvPr descr="image/1.png" id="23" name="Picture"/>
                     <pic:cNvPicPr>
                       <a:picLocks noChangeArrowheads="1" noChangeAspect="1"/>
                     </pic:cNvPicPr>
                   </pic:nvPicPr>
                   <pic:blipFill>
-                    <a:blip r:embed="rId22"/>
+                    <a:blip r:embed="rId21"/>
                     <a:stretch>
                       <a:fillRect/>
                     </a:stretch>
@@ -236,7 +175,7 @@
                   <pic:spPr bwMode="auto">
                     <a:xfrm>
                       <a:off x="0" y="0"/>
-                      <a:ext cx="3733800" cy="1636108"/>
+                      <a:ext cx="5334000" cy="1617922"/>
                     </a:xfrm>
                     <a:prstGeom prst="rect">
                       <a:avLst/>
@@ -260,7 +199,7 @@
         <w:pStyle w:val="ImageCaption"/>
       </w:pPr>
       <w:r>
-        <w:t xml:space="preserve">Рис. 1: Импорт конфигурации GNS3 VM в VirtualBox</w:t>
+        <w:t xml:space="preserve">Рис. 1: Создание папок</w:t>
       </w:r>
     </w:p>
     <w:p>
@@ -268,7 +207,7 @@
         <w:pStyle w:val="BodyText"/>
       </w:pPr>
       <w:r>
-        <w:t xml:space="preserve">Уточняем параметры виртуальной машины GNS3 VM: выделяем 4096 МБ оперативной памяти для стабильной работы серверной части (рис. 2).</w:t>
+        <w:t xml:space="preserve">Теперь инициализируем packer и сделаем билд образа (рис. 2).</w:t>
       </w:r>
     </w:p>
     <w:p>
@@ -278,20 +217,20 @@
       <w:r>
         <w:drawing>
           <wp:inline>
-            <wp:extent cx="3733800" cy="1388740"/>
+            <wp:extent cx="5334000" cy="1637241"/>
             <wp:effectExtent b="0" l="0" r="0" t="0"/>
-            <wp:docPr descr="Настройка объёма оперативной памяти GNS3 VM" title="" id="26" name="Picture"/>
+            <wp:docPr descr="Инициализация packer" title="" id="25" name="Picture"/>
             <a:graphic>
               <a:graphicData uri="http://schemas.openxmlformats.org/drawingml/2006/picture">
                 <pic:pic>
                   <pic:nvPicPr>
-                    <pic:cNvPr descr="image/002.png" id="27" name="Picture"/>
+                    <pic:cNvPr descr="image/2.png" id="26" name="Picture"/>
                     <pic:cNvPicPr>
                       <a:picLocks noChangeArrowheads="1" noChangeAspect="1"/>
                     </pic:cNvPicPr>
                   </pic:nvPicPr>
                   <pic:blipFill>
-                    <a:blip r:embed="rId25"/>
+                    <a:blip r:embed="rId24"/>
                     <a:stretch>
                       <a:fillRect/>
                     </a:stretch>
@@ -299,7 +238,7 @@
                   <pic:spPr bwMode="auto">
                     <a:xfrm>
                       <a:off x="0" y="0"/>
-                      <a:ext cx="3733800" cy="1388740"/>
+                      <a:ext cx="5334000" cy="1637241"/>
                     </a:xfrm>
                     <a:prstGeom prst="rect">
                       <a:avLst/>
@@ -323,7 +262,7 @@
         <w:pStyle w:val="ImageCaption"/>
       </w:pPr>
       <w:r>
-        <w:t xml:space="preserve">Рис. 2: Настройка объёма оперативной памяти GNS3 VM</w:t>
+        <w:t xml:space="preserve">Рис. 2: Инициализация packer</w:t>
       </w:r>
     </w:p>
     <w:p>
@@ -331,7 +270,7 @@
         <w:pStyle w:val="BodyText"/>
       </w:pPr>
       <w:r>
-        <w:t xml:space="preserve">Включаем вложенную виртуализацию — ставим галочку «Включить Nested VT-x/AMD-V», чтобы GNS3 VM могла запускать вложенные виртуальные устройства (рис. 3).</w:t>
+        <w:t xml:space="preserve">После этого добавим его в vagrant (рис. 3).</w:t>
       </w:r>
     </w:p>
     <w:p>
@@ -341,20 +280,20 @@
       <w:r>
         <w:drawing>
           <wp:inline>
-            <wp:extent cx="3733800" cy="1580792"/>
+            <wp:extent cx="5334000" cy="1417001"/>
             <wp:effectExtent b="0" l="0" r="0" t="0"/>
-            <wp:docPr descr="Включение вложенной виртуализации Nested VT-x/AMD-V" title="" id="29" name="Picture"/>
+            <wp:docPr descr="Добавление образа в vagrant" title="" id="28" name="Picture"/>
             <a:graphic>
               <a:graphicData uri="http://schemas.openxmlformats.org/drawingml/2006/picture">
                 <pic:pic>
                   <pic:nvPicPr>
-                    <pic:cNvPr descr="image/003.png" id="30" name="Picture"/>
+                    <pic:cNvPr descr="image/3.png" id="29" name="Picture"/>
                     <pic:cNvPicPr>
                       <a:picLocks noChangeArrowheads="1" noChangeAspect="1"/>
                     </pic:cNvPicPr>
                   </pic:nvPicPr>
                   <pic:blipFill>
-                    <a:blip r:embed="rId28"/>
+                    <a:blip r:embed="rId27"/>
                     <a:stretch>
                       <a:fillRect/>
                     </a:stretch>
@@ -362,7 +301,7 @@
                   <pic:spPr bwMode="auto">
                     <a:xfrm>
                       <a:off x="0" y="0"/>
-                      <a:ext cx="3733800" cy="1580792"/>
+                      <a:ext cx="5334000" cy="1417001"/>
                     </a:xfrm>
                     <a:prstGeom prst="rect">
                       <a:avLst/>
@@ -386,7 +325,7 @@
         <w:pStyle w:val="ImageCaption"/>
       </w:pPr>
       <w:r>
-        <w:t xml:space="preserve">Рис. 3: Включение вложенной виртуализации Nested VT-x/AMD-V</w:t>
+        <w:t xml:space="preserve">Рис. 3: Добавление образа в vagrant</w:t>
       </w:r>
     </w:p>
     <w:p>
@@ -394,7 +333,7 @@
         <w:pStyle w:val="BodyText"/>
       </w:pPr>
       <w:r>
-        <w:t xml:space="preserve">Проверяем настройки сетевого адаптера и сохраняем изменения (рис. 4).</w:t>
+        <w:t xml:space="preserve">Запустим через vagrant ВМ сервера (рис. 4).</w:t>
       </w:r>
     </w:p>
     <w:p>
@@ -404,20 +343,20 @@
       <w:r>
         <w:drawing>
           <wp:inline>
-            <wp:extent cx="3733800" cy="1803649"/>
+            <wp:extent cx="5334000" cy="1511163"/>
             <wp:effectExtent b="0" l="0" r="0" t="0"/>
-            <wp:docPr descr="Проверка сетевого адаптера GNS3 VM" title="" id="32" name="Picture"/>
+            <wp:docPr descr="Запуск сервера" title="" id="31" name="Picture"/>
             <a:graphic>
               <a:graphicData uri="http://schemas.openxmlformats.org/drawingml/2006/picture">
                 <pic:pic>
                   <pic:nvPicPr>
-                    <pic:cNvPr descr="image/004.png" id="33" name="Picture"/>
+                    <pic:cNvPr descr="image/4.png" id="32" name="Picture"/>
                     <pic:cNvPicPr>
                       <a:picLocks noChangeArrowheads="1" noChangeAspect="1"/>
                     </pic:cNvPicPr>
                   </pic:nvPicPr>
                   <pic:blipFill>
-                    <a:blip r:embed="rId31"/>
+                    <a:blip r:embed="rId30"/>
                     <a:stretch>
                       <a:fillRect/>
                     </a:stretch>
@@ -425,7 +364,7 @@
                   <pic:spPr bwMode="auto">
                     <a:xfrm>
                       <a:off x="0" y="0"/>
-                      <a:ext cx="3733800" cy="1803649"/>
+                      <a:ext cx="5334000" cy="1511163"/>
                     </a:xfrm>
                     <a:prstGeom prst="rect">
                       <a:avLst/>
@@ -449,7 +388,7 @@
         <w:pStyle w:val="ImageCaption"/>
       </w:pPr>
       <w:r>
-        <w:t xml:space="preserve">Рис. 4: Проверка сетевого адаптера GNS3 VM</w:t>
+        <w:t xml:space="preserve">Рис. 4: Запуск сервера</w:t>
       </w:r>
     </w:p>
     <w:p>
@@ -457,7 +396,7 @@
         <w:pStyle w:val="BodyText"/>
       </w:pPr>
       <w:r>
-        <w:t xml:space="preserve">Запускаем виртуальную машину GNS3 VM и дожидаемся её полной загрузки (рис. 5).</w:t>
+        <w:t xml:space="preserve">И запустим еще клиент (рис. 5).</w:t>
       </w:r>
     </w:p>
     <w:p>
@@ -467,20 +406,20 @@
       <w:r>
         <w:drawing>
           <wp:inline>
-            <wp:extent cx="3733800" cy="2689418"/>
+            <wp:extent cx="5334000" cy="2568222"/>
             <wp:effectExtent b="0" l="0" r="0" t="0"/>
-            <wp:docPr descr="Запуск виртуальной машины GNS3 VM" title="" id="35" name="Picture"/>
+            <wp:docPr descr="Запуск клиента" title="" id="34" name="Picture"/>
             <a:graphic>
               <a:graphicData uri="http://schemas.openxmlformats.org/drawingml/2006/picture">
                 <pic:pic>
                   <pic:nvPicPr>
-                    <pic:cNvPr descr="image/005.png" id="36" name="Picture"/>
+                    <pic:cNvPr descr="image/5.png" id="35" name="Picture"/>
                     <pic:cNvPicPr>
                       <a:picLocks noChangeArrowheads="1" noChangeAspect="1"/>
                     </pic:cNvPicPr>
                   </pic:nvPicPr>
                   <pic:blipFill>
-                    <a:blip r:embed="rId34"/>
+                    <a:blip r:embed="rId33"/>
                     <a:stretch>
                       <a:fillRect/>
                     </a:stretch>
@@ -488,7 +427,7 @@
                   <pic:spPr bwMode="auto">
                     <a:xfrm>
                       <a:off x="0" y="0"/>
-                      <a:ext cx="3733800" cy="2689418"/>
+                      <a:ext cx="5334000" cy="2568222"/>
                     </a:xfrm>
                     <a:prstGeom prst="rect">
                       <a:avLst/>
@@ -512,7 +451,7 @@
         <w:pStyle w:val="ImageCaption"/>
       </w:pPr>
       <w:r>
-        <w:t xml:space="preserve">Рис. 5: Запуск виртуальной машины GNS3 VM</w:t>
+        <w:t xml:space="preserve">Рис. 5: Запуск клиента</w:t>
       </w:r>
     </w:p>
     <w:p>
@@ -520,7 +459,7 @@
         <w:pStyle w:val="BodyText"/>
       </w:pPr>
       <w:r>
-        <w:t xml:space="preserve">При первом запуске приложения GNS3 открывается мастер настройки, в котором выбираем вариант «Run appliance in a virtual machine» (рис. 6).</w:t>
+        <w:t xml:space="preserve">Убедимся, что они оба работают, через графический интерфейс. Войдём туда под пользователем vagrant (рис. 6).</w:t>
       </w:r>
     </w:p>
     <w:p>
@@ -530,20 +469,20 @@
       <w:r>
         <w:drawing>
           <wp:inline>
-            <wp:extent cx="3733800" cy="1051523"/>
+            <wp:extent cx="5334000" cy="2270665"/>
             <wp:effectExtent b="0" l="0" r="0" t="0"/>
-            <wp:docPr descr="Мастер настройки GNS3: выбор режима работы" title="" id="38" name="Picture"/>
+            <wp:docPr descr="Вход через GUI" title="" id="37" name="Picture"/>
             <a:graphic>
               <a:graphicData uri="http://schemas.openxmlformats.org/drawingml/2006/picture">
                 <pic:pic>
                   <pic:nvPicPr>
-                    <pic:cNvPr descr="image/006.png" id="39" name="Picture"/>
+                    <pic:cNvPr descr="image/6.png" id="38" name="Picture"/>
                     <pic:cNvPicPr>
                       <a:picLocks noChangeArrowheads="1" noChangeAspect="1"/>
                     </pic:cNvPicPr>
                   </pic:nvPicPr>
                   <pic:blipFill>
-                    <a:blip r:embed="rId37"/>
+                    <a:blip r:embed="rId36"/>
                     <a:stretch>
                       <a:fillRect/>
                     </a:stretch>
@@ -551,7 +490,7 @@
                   <pic:spPr bwMode="auto">
                     <a:xfrm>
                       <a:off x="0" y="0"/>
-                      <a:ext cx="3733800" cy="1051523"/>
+                      <a:ext cx="5334000" cy="2270665"/>
                     </a:xfrm>
                     <a:prstGeom prst="rect">
                       <a:avLst/>
@@ -575,7 +514,7 @@
         <w:pStyle w:val="ImageCaption"/>
       </w:pPr>
       <w:r>
-        <w:t xml:space="preserve">Рис. 6: Мастер настройки GNS3: выбор режима работы</w:t>
+        <w:t xml:space="preserve">Рис. 6: Вход через GUI</w:t>
       </w:r>
     </w:p>
     <w:p>
@@ -583,7 +522,7 @@
         <w:pStyle w:val="BodyText"/>
       </w:pPr>
       <w:r>
-        <w:t xml:space="preserve">Запускаем систему виртуализации VirtualBox, затем GNS3 VM, и уже после этого — приложение GNS3 из основной операционной системы (рис. 7).</w:t>
+        <w:t xml:space="preserve">Теперь попробуем зайти на сервер через ssh, после чего авторизируемся от имени собственного пользователя, и отключимся (рис. 7).</w:t>
       </w:r>
     </w:p>
     <w:p>
@@ -593,20 +532,20 @@
       <w:r>
         <w:drawing>
           <wp:inline>
-            <wp:extent cx="3733800" cy="1342489"/>
+            <wp:extent cx="5334000" cy="1943332"/>
             <wp:effectExtent b="0" l="0" r="0" t="0"/>
-            <wp:docPr descr="Совместный запуск VirtualBox, GNS3 VM и клиента GNS3" title="" id="41" name="Picture"/>
+            <wp:docPr descr="Логин на сервере" title="" id="40" name="Picture"/>
             <a:graphic>
               <a:graphicData uri="http://schemas.openxmlformats.org/drawingml/2006/picture">
                 <pic:pic>
                   <pic:nvPicPr>
-                    <pic:cNvPr descr="image/007.png" id="42" name="Picture"/>
+                    <pic:cNvPr descr="image/7.png" id="41" name="Picture"/>
                     <pic:cNvPicPr>
                       <a:picLocks noChangeArrowheads="1" noChangeAspect="1"/>
                     </pic:cNvPicPr>
                   </pic:nvPicPr>
                   <pic:blipFill>
-                    <a:blip r:embed="rId40"/>
+                    <a:blip r:embed="rId39"/>
                     <a:stretch>
                       <a:fillRect/>
                     </a:stretch>
@@ -614,7 +553,7 @@
                   <pic:spPr bwMode="auto">
                     <a:xfrm>
                       <a:off x="0" y="0"/>
-                      <a:ext cx="3733800" cy="1342489"/>
+                      <a:ext cx="5334000" cy="1943332"/>
                     </a:xfrm>
                     <a:prstGeom prst="rect">
                       <a:avLst/>
@@ -638,7 +577,7 @@
         <w:pStyle w:val="ImageCaption"/>
       </w:pPr>
       <w:r>
-        <w:t xml:space="preserve">Рис. 7: Совместный запуск VirtualBox, GNS3 VM и клиента GNS3</w:t>
+        <w:t xml:space="preserve">Рис. 7: Логин на сервере</w:t>
       </w:r>
     </w:p>
     <w:p>
@@ -646,7 +585,7 @@
         <w:pStyle w:val="BodyText"/>
       </w:pPr>
       <w:r>
-        <w:t xml:space="preserve">В окне мастера указываем рекомендуемое значение — установку образа с GNS3-сервера (рис. 8).</w:t>
+        <w:t xml:space="preserve">Сделаем то же самое для клиента, выключим обе машины (рис. 8).</w:t>
       </w:r>
     </w:p>
     <w:p>
@@ -656,20 +595,20 @@
       <w:r>
         <w:drawing>
           <wp:inline>
-            <wp:extent cx="3733800" cy="1340338"/>
+            <wp:extent cx="5334000" cy="1491711"/>
             <wp:effectExtent b="0" l="0" r="0" t="0"/>
-            <wp:docPr descr="Выбор источника образа: установка с GNS3-сервера" title="" id="44" name="Picture"/>
+            <wp:docPr descr="Завершение работы" title="" id="43" name="Picture"/>
             <a:graphic>
               <a:graphicData uri="http://schemas.openxmlformats.org/drawingml/2006/picture">
                 <pic:pic>
                   <pic:nvPicPr>
-                    <pic:cNvPr descr="image/008.png" id="45" name="Picture"/>
+                    <pic:cNvPr descr="image/8.png" id="44" name="Picture"/>
                     <pic:cNvPicPr>
                       <a:picLocks noChangeArrowheads="1" noChangeAspect="1"/>
                     </pic:cNvPicPr>
                   </pic:nvPicPr>
                   <pic:blipFill>
-                    <a:blip r:embed="rId43"/>
+                    <a:blip r:embed="rId42"/>
                     <a:stretch>
                       <a:fillRect/>
                     </a:stretch>
@@ -677,7 +616,7 @@
                   <pic:spPr bwMode="auto">
                     <a:xfrm>
                       <a:off x="0" y="0"/>
-                      <a:ext cx="3733800" cy="1340338"/>
+                      <a:ext cx="5334000" cy="1491711"/>
                     </a:xfrm>
                     <a:prstGeom prst="rect">
                       <a:avLst/>
@@ -701,7 +640,7 @@
         <w:pStyle w:val="ImageCaption"/>
       </w:pPr>
       <w:r>
-        <w:t xml:space="preserve">Рис. 8: Выбор источника образа: установка с GNS3-сервера</w:t>
+        <w:t xml:space="preserve">Рис. 8: Завершение работы</w:t>
       </w:r>
     </w:p>
     <w:p>
@@ -709,7 +648,7 @@
         <w:pStyle w:val="BodyText"/>
       </w:pPr>
       <w:r>
-        <w:t xml:space="preserve">В следующем окне выбираем категорию Routers и образ FRR, после чего запускаем установку (рис. 9).</w:t>
+        <w:t xml:space="preserve">Также убедимся, что у нас всё корректно в файле Vagrantfile (рис. 9).</w:t>
       </w:r>
     </w:p>
     <w:p>
@@ -719,20 +658,20 @@
       <w:r>
         <w:drawing>
           <wp:inline>
-            <wp:extent cx="3733800" cy="1863955"/>
+            <wp:extent cx="5334000" cy="264933"/>
             <wp:effectExtent b="0" l="0" r="0" t="0"/>
-            <wp:docPr descr="Выбор образа маршрутизатора FRR в каталоге appliances" title="" id="47" name="Picture"/>
+            <wp:docPr descr="Проверка файла Vagrantfile" title="" id="46" name="Picture"/>
             <a:graphic>
               <a:graphicData uri="http://schemas.openxmlformats.org/drawingml/2006/picture">
                 <pic:pic>
                   <pic:nvPicPr>
-                    <pic:cNvPr descr="image/009.png" id="48" name="Picture"/>
+                    <pic:cNvPr descr="image/9.png" id="47" name="Picture"/>
                     <pic:cNvPicPr>
                       <a:picLocks noChangeArrowheads="1" noChangeAspect="1"/>
                     </pic:cNvPicPr>
                   </pic:nvPicPr>
                   <pic:blipFill>
-                    <a:blip r:embed="rId46"/>
+                    <a:blip r:embed="rId45"/>
                     <a:stretch>
                       <a:fillRect/>
                     </a:stretch>
@@ -740,7 +679,7 @@
                   <pic:spPr bwMode="auto">
                     <a:xfrm>
                       <a:off x="0" y="0"/>
-                      <a:ext cx="3733800" cy="1863955"/>
+                      <a:ext cx="5334000" cy="264933"/>
                     </a:xfrm>
                     <a:prstGeom prst="rect">
                       <a:avLst/>
@@ -764,507 +703,11 @@
         <w:pStyle w:val="ImageCaption"/>
       </w:pPr>
       <w:r>
-        <w:t xml:space="preserve">Рис. 9: Выбор образа маршрутизатора FRR в каталоге appliances</w:t>
-      </w:r>
-    </w:p>
-    <w:p>
-      <w:pPr>
-        <w:pStyle w:val="BodyText"/>
-      </w:pPr>
-      <w:r>
-        <w:t xml:space="preserve">После завершения скачивания импортируем образ FRR и завершаем установку (рис. 10).</w:t>
-      </w:r>
-    </w:p>
-    <w:p>
-      <w:pPr>
-        <w:pStyle w:val="CaptionedFigure"/>
-      </w:pPr>
-      <w:r>
-        <w:drawing>
-          <wp:inline>
-            <wp:extent cx="3733800" cy="2354456"/>
-            <wp:effectExtent b="0" l="0" r="0" t="0"/>
-            <wp:docPr descr="Завершение импорта образа FRR" title="" id="50" name="Picture"/>
-            <a:graphic>
-              <a:graphicData uri="http://schemas.openxmlformats.org/drawingml/2006/picture">
-                <pic:pic>
-                  <pic:nvPicPr>
-                    <pic:cNvPr descr="image/010.png" id="51" name="Picture"/>
-                    <pic:cNvPicPr>
-                      <a:picLocks noChangeArrowheads="1" noChangeAspect="1"/>
-                    </pic:cNvPicPr>
-                  </pic:nvPicPr>
-                  <pic:blipFill>
-                    <a:blip r:embed="rId49"/>
-                    <a:stretch>
-                      <a:fillRect/>
-                    </a:stretch>
-                  </pic:blipFill>
-                  <pic:spPr bwMode="auto">
-                    <a:xfrm>
-                      <a:off x="0" y="0"/>
-                      <a:ext cx="3733800" cy="2354456"/>
-                    </a:xfrm>
-                    <a:prstGeom prst="rect">
-                      <a:avLst/>
-                    </a:prstGeom>
-                    <a:noFill/>
-                    <a:ln w="9525">
-                      <a:noFill/>
-                      <a:headEnd/>
-                      <a:tailEnd/>
-                    </a:ln>
-                  </pic:spPr>
-                </pic:pic>
-              </a:graphicData>
-            </a:graphic>
-          </wp:inline>
-        </w:drawing>
-      </w:r>
-    </w:p>
-    <w:p>
-      <w:pPr>
-        <w:pStyle w:val="ImageCaption"/>
-      </w:pPr>
-      <w:r>
-        <w:t xml:space="preserve">Рис. 10: Завершение импорта образа FRR</w:t>
-      </w:r>
-    </w:p>
-    <w:p>
-      <w:pPr>
-        <w:pStyle w:val="BodyText"/>
-      </w:pPr>
-      <w:r>
-        <w:t xml:space="preserve">Настраиваем шаблон FRR: указываем параметры QEMU, объём памяти и способ доступа к консоли (рис. 11).</w:t>
-      </w:r>
-    </w:p>
-    <w:p>
-      <w:pPr>
-        <w:pStyle w:val="CaptionedFigure"/>
-      </w:pPr>
-      <w:r>
-        <w:drawing>
-          <wp:inline>
-            <wp:extent cx="3733800" cy="3221139"/>
-            <wp:effectExtent b="0" l="0" r="0" t="0"/>
-            <wp:docPr descr="Настройка шаблона FRR" title="" id="53" name="Picture"/>
-            <a:graphic>
-              <a:graphicData uri="http://schemas.openxmlformats.org/drawingml/2006/picture">
-                <pic:pic>
-                  <pic:nvPicPr>
-                    <pic:cNvPr descr="image/011.png" id="54" name="Picture"/>
-                    <pic:cNvPicPr>
-                      <a:picLocks noChangeArrowheads="1" noChangeAspect="1"/>
-                    </pic:cNvPicPr>
-                  </pic:nvPicPr>
-                  <pic:blipFill>
-                    <a:blip r:embed="rId52"/>
-                    <a:stretch>
-                      <a:fillRect/>
-                    </a:stretch>
-                  </pic:blipFill>
-                  <pic:spPr bwMode="auto">
-                    <a:xfrm>
-                      <a:off x="0" y="0"/>
-                      <a:ext cx="3733800" cy="3221139"/>
-                    </a:xfrm>
-                    <a:prstGeom prst="rect">
-                      <a:avLst/>
-                    </a:prstGeom>
-                    <a:noFill/>
-                    <a:ln w="9525">
-                      <a:noFill/>
-                      <a:headEnd/>
-                      <a:tailEnd/>
-                    </a:ln>
-                  </pic:spPr>
-                </pic:pic>
-              </a:graphicData>
-            </a:graphic>
-          </wp:inline>
-        </w:drawing>
-      </w:r>
-    </w:p>
-    <w:p>
-      <w:pPr>
-        <w:pStyle w:val="ImageCaption"/>
-      </w:pPr>
-      <w:r>
-        <w:t xml:space="preserve">Рис. 11: Настройка шаблона FRR</w:t>
-      </w:r>
-    </w:p>
-    <w:p>
-      <w:pPr>
-        <w:pStyle w:val="BodyText"/>
-      </w:pPr>
-      <w:r>
-        <w:t xml:space="preserve">Переходим к добавлению образа маршрутизатора VyOS — скачиваем его с GitHub (рис. 12).</w:t>
-      </w:r>
-    </w:p>
-    <w:p>
-      <w:pPr>
-        <w:pStyle w:val="CaptionedFigure"/>
-      </w:pPr>
-      <w:r>
-        <w:drawing>
-          <wp:inline>
-            <wp:extent cx="3733800" cy="368121"/>
-            <wp:effectExtent b="0" l="0" r="0" t="0"/>
-            <wp:docPr descr="Загрузка образа VyOS с GitHub" title="" id="56" name="Picture"/>
-            <a:graphic>
-              <a:graphicData uri="http://schemas.openxmlformats.org/drawingml/2006/picture">
-                <pic:pic>
-                  <pic:nvPicPr>
-                    <pic:cNvPr descr="image/012.png" id="57" name="Picture"/>
-                    <pic:cNvPicPr>
-                      <a:picLocks noChangeArrowheads="1" noChangeAspect="1"/>
-                    </pic:cNvPicPr>
-                  </pic:nvPicPr>
-                  <pic:blipFill>
-                    <a:blip r:embed="rId55"/>
-                    <a:stretch>
-                      <a:fillRect/>
-                    </a:stretch>
-                  </pic:blipFill>
-                  <pic:spPr bwMode="auto">
-                    <a:xfrm>
-                      <a:off x="0" y="0"/>
-                      <a:ext cx="3733800" cy="368121"/>
-                    </a:xfrm>
-                    <a:prstGeom prst="rect">
-                      <a:avLst/>
-                    </a:prstGeom>
-                    <a:noFill/>
-                    <a:ln w="9525">
-                      <a:noFill/>
-                      <a:headEnd/>
-                      <a:tailEnd/>
-                    </a:ln>
-                  </pic:spPr>
-                </pic:pic>
-              </a:graphicData>
-            </a:graphic>
-          </wp:inline>
-        </w:drawing>
-      </w:r>
-    </w:p>
-    <w:p>
-      <w:pPr>
-        <w:pStyle w:val="ImageCaption"/>
-      </w:pPr>
-      <w:r>
-        <w:t xml:space="preserve">Рис. 12: Загрузка образа VyOS с GitHub</w:t>
-      </w:r>
-    </w:p>
-    <w:p>
-      <w:pPr>
-        <w:pStyle w:val="BodyText"/>
-      </w:pPr>
-      <w:r>
-        <w:t xml:space="preserve">Как и в случае с FRR, на левой панели GNS3 открываем список маршрутизаторов и нажимаем «+ New template» (рис. 13).</w:t>
-      </w:r>
-    </w:p>
-    <w:p>
-      <w:pPr>
-        <w:pStyle w:val="CaptionedFigure"/>
-      </w:pPr>
-      <w:r>
-        <w:drawing>
-          <wp:inline>
-            <wp:extent cx="3349591" cy="1617044"/>
-            <wp:effectExtent b="0" l="0" r="0" t="0"/>
-            <wp:docPr descr="Открытие мастера создания шаблона VyOS" title="" id="59" name="Picture"/>
-            <a:graphic>
-              <a:graphicData uri="http://schemas.openxmlformats.org/drawingml/2006/picture">
-                <pic:pic>
-                  <pic:nvPicPr>
-                    <pic:cNvPr descr="image/013.png" id="60" name="Picture"/>
-                    <pic:cNvPicPr>
-                      <a:picLocks noChangeArrowheads="1" noChangeAspect="1"/>
-                    </pic:cNvPicPr>
-                  </pic:nvPicPr>
-                  <pic:blipFill>
-                    <a:blip r:embed="rId58"/>
-                    <a:stretch>
-                      <a:fillRect/>
-                    </a:stretch>
-                  </pic:blipFill>
-                  <pic:spPr bwMode="auto">
-                    <a:xfrm>
-                      <a:off x="0" y="0"/>
-                      <a:ext cx="3349591" cy="1617044"/>
-                    </a:xfrm>
-                    <a:prstGeom prst="rect">
-                      <a:avLst/>
-                    </a:prstGeom>
-                    <a:noFill/>
-                    <a:ln w="9525">
-                      <a:noFill/>
-                      <a:headEnd/>
-                      <a:tailEnd/>
-                    </a:ln>
-                  </pic:spPr>
-                </pic:pic>
-              </a:graphicData>
-            </a:graphic>
-          </wp:inline>
-        </w:drawing>
-      </w:r>
-    </w:p>
-    <w:p>
-      <w:pPr>
-        <w:pStyle w:val="ImageCaption"/>
-      </w:pPr>
-      <w:r>
-        <w:t xml:space="preserve">Рис. 13: Открытие мастера создания шаблона VyOS</w:t>
-      </w:r>
-    </w:p>
-    <w:p>
-      <w:pPr>
-        <w:pStyle w:val="BodyText"/>
-      </w:pPr>
-      <w:r>
-        <w:t xml:space="preserve">В следующем окне выбираем категорию Routers и образ VyOS, нажимаем Install и настраиваем шаблон (рис. 14).</w:t>
-      </w:r>
-    </w:p>
-    <w:p>
-      <w:pPr>
-        <w:pStyle w:val="CaptionedFigure"/>
-      </w:pPr>
-      <w:r>
-        <w:drawing>
-          <wp:inline>
-            <wp:extent cx="3733800" cy="359778"/>
-            <wp:effectExtent b="0" l="0" r="0" t="0"/>
-            <wp:docPr descr="Выбор и установка образа VyOS" title="" id="62" name="Picture"/>
-            <a:graphic>
-              <a:graphicData uri="http://schemas.openxmlformats.org/drawingml/2006/picture">
-                <pic:pic>
-                  <pic:nvPicPr>
-                    <pic:cNvPr descr="image/014.png" id="63" name="Picture"/>
-                    <pic:cNvPicPr>
-                      <a:picLocks noChangeArrowheads="1" noChangeAspect="1"/>
-                    </pic:cNvPicPr>
-                  </pic:nvPicPr>
-                  <pic:blipFill>
-                    <a:blip r:embed="rId61"/>
-                    <a:stretch>
-                      <a:fillRect/>
-                    </a:stretch>
-                  </pic:blipFill>
-                  <pic:spPr bwMode="auto">
-                    <a:xfrm>
-                      <a:off x="0" y="0"/>
-                      <a:ext cx="3733800" cy="359778"/>
-                    </a:xfrm>
-                    <a:prstGeom prst="rect">
-                      <a:avLst/>
-                    </a:prstGeom>
-                    <a:noFill/>
-                    <a:ln w="9525">
-                      <a:noFill/>
-                      <a:headEnd/>
-                      <a:tailEnd/>
-                    </a:ln>
-                  </pic:spPr>
-                </pic:pic>
-              </a:graphicData>
-            </a:graphic>
-          </wp:inline>
-        </w:drawing>
-      </w:r>
-    </w:p>
-    <w:p>
-      <w:pPr>
-        <w:pStyle w:val="ImageCaption"/>
-      </w:pPr>
-      <w:r>
-        <w:t xml:space="preserve">Рис. 14: Выбор и установка образа VyOS</w:t>
-      </w:r>
-    </w:p>
-    <w:p>
-      <w:pPr>
-        <w:pStyle w:val="BodyText"/>
-      </w:pPr>
-      <w:r>
-        <w:t xml:space="preserve">Создаём новый проект и добавляем в него оба маршрутизатора — FRR и VyOS (рис. 15).</w:t>
-      </w:r>
-    </w:p>
-    <w:p>
-      <w:pPr>
-        <w:pStyle w:val="CaptionedFigure"/>
-      </w:pPr>
-      <w:r>
-        <w:drawing>
-          <wp:inline>
-            <wp:extent cx="3733800" cy="3229851"/>
-            <wp:effectExtent b="0" l="0" r="0" t="0"/>
-            <wp:docPr descr="Создание проекта с маршрутизаторами FRR и VyOS" title="" id="65" name="Picture"/>
-            <a:graphic>
-              <a:graphicData uri="http://schemas.openxmlformats.org/drawingml/2006/picture">
-                <pic:pic>
-                  <pic:nvPicPr>
-                    <pic:cNvPr descr="image/015.png" id="66" name="Picture"/>
-                    <pic:cNvPicPr>
-                      <a:picLocks noChangeArrowheads="1" noChangeAspect="1"/>
-                    </pic:cNvPicPr>
-                  </pic:nvPicPr>
-                  <pic:blipFill>
-                    <a:blip r:embed="rId64"/>
-                    <a:stretch>
-                      <a:fillRect/>
-                    </a:stretch>
-                  </pic:blipFill>
-                  <pic:spPr bwMode="auto">
-                    <a:xfrm>
-                      <a:off x="0" y="0"/>
-                      <a:ext cx="3733800" cy="3229851"/>
-                    </a:xfrm>
-                    <a:prstGeom prst="rect">
-                      <a:avLst/>
-                    </a:prstGeom>
-                    <a:noFill/>
-                    <a:ln w="9525">
-                      <a:noFill/>
-                      <a:headEnd/>
-                      <a:tailEnd/>
-                    </a:ln>
-                  </pic:spPr>
-                </pic:pic>
-              </a:graphicData>
-            </a:graphic>
-          </wp:inline>
-        </w:drawing>
-      </w:r>
-    </w:p>
-    <w:p>
-      <w:pPr>
-        <w:pStyle w:val="ImageCaption"/>
-      </w:pPr>
-      <w:r>
-        <w:t xml:space="preserve">Рис. 15: Создание проекта с маршрутизаторами FRR и VyOS</w:t>
-      </w:r>
-    </w:p>
-    <w:p>
-      <w:pPr>
-        <w:pStyle w:val="BodyText"/>
-      </w:pPr>
-      <w:r>
-        <w:t xml:space="preserve">Проверяем работоспособность каждого маршрутизатора: запускаем устройства и открываем их консоли (рис. 16, 17).</w:t>
-      </w:r>
-    </w:p>
-    <w:p>
-      <w:pPr>
-        <w:pStyle w:val="CaptionedFigure"/>
-      </w:pPr>
-      <w:r>
-        <w:drawing>
-          <wp:inline>
-            <wp:extent cx="3733800" cy="1674314"/>
-            <wp:effectExtent b="0" l="0" r="0" t="0"/>
-            <wp:docPr descr="Проверка работы маршрутизатора FRR" title="" id="68" name="Picture"/>
-            <a:graphic>
-              <a:graphicData uri="http://schemas.openxmlformats.org/drawingml/2006/picture">
-                <pic:pic>
-                  <pic:nvPicPr>
-                    <pic:cNvPr descr="image/016.png" id="69" name="Picture"/>
-                    <pic:cNvPicPr>
-                      <a:picLocks noChangeArrowheads="1" noChangeAspect="1"/>
-                    </pic:cNvPicPr>
-                  </pic:nvPicPr>
-                  <pic:blipFill>
-                    <a:blip r:embed="rId67"/>
-                    <a:stretch>
-                      <a:fillRect/>
-                    </a:stretch>
-                  </pic:blipFill>
-                  <pic:spPr bwMode="auto">
-                    <a:xfrm>
-                      <a:off x="0" y="0"/>
-                      <a:ext cx="3733800" cy="1674314"/>
-                    </a:xfrm>
-                    <a:prstGeom prst="rect">
-                      <a:avLst/>
-                    </a:prstGeom>
-                    <a:noFill/>
-                    <a:ln w="9525">
-                      <a:noFill/>
-                      <a:headEnd/>
-                      <a:tailEnd/>
-                    </a:ln>
-                  </pic:spPr>
-                </pic:pic>
-              </a:graphicData>
-            </a:graphic>
-          </wp:inline>
-        </w:drawing>
-      </w:r>
-    </w:p>
-    <w:p>
-      <w:pPr>
-        <w:pStyle w:val="ImageCaption"/>
-      </w:pPr>
-      <w:r>
-        <w:t xml:space="preserve">Рис. 16: Проверка работы маршрутизатора FRR</w:t>
-      </w:r>
-    </w:p>
-    <w:p>
-      <w:pPr>
-        <w:pStyle w:val="CaptionedFigure"/>
-      </w:pPr>
-      <w:r>
-        <w:drawing>
-          <wp:inline>
-            <wp:extent cx="3733800" cy="2507303"/>
-            <wp:effectExtent b="0" l="0" r="0" t="0"/>
-            <wp:docPr descr="Проверка работы маршрутизатора VyOS" title="" id="71" name="Picture"/>
-            <a:graphic>
-              <a:graphicData uri="http://schemas.openxmlformats.org/drawingml/2006/picture">
-                <pic:pic>
-                  <pic:nvPicPr>
-                    <pic:cNvPr descr="image/017.png" id="72" name="Picture"/>
-                    <pic:cNvPicPr>
-                      <a:picLocks noChangeArrowheads="1" noChangeAspect="1"/>
-                    </pic:cNvPicPr>
-                  </pic:nvPicPr>
-                  <pic:blipFill>
-                    <a:blip r:embed="rId70"/>
-                    <a:stretch>
-                      <a:fillRect/>
-                    </a:stretch>
-                  </pic:blipFill>
-                  <pic:spPr bwMode="auto">
-                    <a:xfrm>
-                      <a:off x="0" y="0"/>
-                      <a:ext cx="3733800" cy="2507303"/>
-                    </a:xfrm>
-                    <a:prstGeom prst="rect">
-                      <a:avLst/>
-                    </a:prstGeom>
-                    <a:noFill/>
-                    <a:ln w="9525">
-                      <a:noFill/>
-                      <a:headEnd/>
-                      <a:tailEnd/>
-                    </a:ln>
-                  </pic:spPr>
-                </pic:pic>
-              </a:graphicData>
-            </a:graphic>
-          </wp:inline>
-        </w:drawing>
-      </w:r>
-    </w:p>
-    <w:p>
-      <w:pPr>
-        <w:pStyle w:val="ImageCaption"/>
-      </w:pPr>
-      <w:r>
-        <w:t xml:space="preserve">Рис. 17: Проверка работы маршрутизатора VyOS</w:t>
-      </w:r>
-    </w:p>
-    <w:bookmarkEnd w:id="73"/>
-    <w:bookmarkStart w:id="74" w:name="выводы"/>
+        <w:t xml:space="preserve">Рис. 9: Проверка файла Vagrantfile</w:t>
+      </w:r>
+    </w:p>
+    <w:bookmarkEnd w:id="48"/>
+    <w:bookmarkStart w:id="49" w:name="выводы"/>
     <w:p>
       <w:pPr>
         <w:pStyle w:val="Heading1"/>
@@ -1273,7 +716,7 @@
         <w:rPr>
           <w:rStyle w:val="SectionNumber"/>
         </w:rPr>
-        <w:t xml:space="preserve">4</w:t>
+        <w:t xml:space="preserve">3</w:t>
       </w:r>
       <w:r>
         <w:tab/>
@@ -1287,10 +730,10 @@
         <w:pStyle w:val="FirstParagraph"/>
       </w:pPr>
       <w:r>
-        <w:t xml:space="preserve">В ходе работы были установлены GNS3-all-in-one и GNS3 VM, настроено их взаимодействие через VirtualBox. Импортированы и проверены шаблоны маршрутизаторов FRR и VyOS. Цель работы достигнута.</w:t>
-      </w:r>
-    </w:p>
-    <w:bookmarkEnd w:id="74"/>
+        <w:t xml:space="preserve">В результате выполнения лабораторной работы были получены навыки работы с vagrant</w:t>
+      </w:r>
+    </w:p>
+    <w:bookmarkEnd w:id="49"/>
     <w:sectPr/>
   </w:body>
 </w:document>
@@ -1397,123 +840,8 @@
       </w:pPr>
     </w:lvl>
   </w:abstractNum>
-  <w:abstractNum w:abstractNumId="99411">
-    <w:nsid w:val="A99411"/>
-    <w:multiLevelType w:val="multilevel"/>
-    <w:lvl w:ilvl="0">
-      <w:start w:val="1"/>
-      <w:numFmt w:val="decimal"/>
-      <w:lvlText w:val="%1."/>
-      <w:lvlJc w:val="left"/>
-      <w:pPr>
-        <w:ind w:left="720" w:hanging="480"/>
-      </w:pPr>
-    </w:lvl>
-    <w:lvl w:ilvl="1">
-      <w:start w:val="1"/>
-      <w:numFmt w:val="decimal"/>
-      <w:lvlText w:val="%2."/>
-      <w:lvlJc w:val="left"/>
-      <w:pPr>
-        <w:ind w:left="1440" w:hanging="480"/>
-      </w:pPr>
-    </w:lvl>
-    <w:lvl w:ilvl="2">
-      <w:start w:val="1"/>
-      <w:numFmt w:val="decimal"/>
-      <w:lvlText w:val="%3."/>
-      <w:lvlJc w:val="left"/>
-      <w:pPr>
-        <w:ind w:left="2160" w:hanging="480"/>
-      </w:pPr>
-    </w:lvl>
-    <w:lvl w:ilvl="3">
-      <w:start w:val="1"/>
-      <w:numFmt w:val="decimal"/>
-      <w:lvlText w:val="%4."/>
-      <w:lvlJc w:val="left"/>
-      <w:pPr>
-        <w:ind w:left="2880" w:hanging="480"/>
-      </w:pPr>
-    </w:lvl>
-    <w:lvl w:ilvl="4">
-      <w:start w:val="1"/>
-      <w:numFmt w:val="decimal"/>
-      <w:lvlText w:val="%5."/>
-      <w:lvlJc w:val="left"/>
-      <w:pPr>
-        <w:ind w:left="3600" w:hanging="480"/>
-      </w:pPr>
-    </w:lvl>
-    <w:lvl w:ilvl="5">
-      <w:start w:val="1"/>
-      <w:numFmt w:val="decimal"/>
-      <w:lvlText w:val="%6."/>
-      <w:lvlJc w:val="left"/>
-      <w:pPr>
-        <w:ind w:left="4320" w:hanging="480"/>
-      </w:pPr>
-    </w:lvl>
-    <w:lvl w:ilvl="6">
-      <w:start w:val="1"/>
-      <w:numFmt w:val="decimal"/>
-      <w:lvlText w:val="%7."/>
-      <w:lvlJc w:val="left"/>
-      <w:pPr>
-        <w:ind w:left="5040" w:hanging="480"/>
-      </w:pPr>
-    </w:lvl>
-    <w:lvl w:ilvl="7">
-      <w:start w:val="1"/>
-      <w:numFmt w:val="decimal"/>
-      <w:lvlText w:val="%8."/>
-      <w:lvlJc w:val="left"/>
-      <w:pPr>
-        <w:ind w:left="5760" w:hanging="480"/>
-      </w:pPr>
-    </w:lvl>
-    <w:lvl w:ilvl="8">
-      <w:start w:val="1"/>
-      <w:numFmt w:val="decimal"/>
-      <w:lvlText w:val="%9."/>
-      <w:lvlJc w:val="left"/>
-      <w:pPr>
-        <w:ind w:left="6480" w:hanging="480"/>
-      </w:pPr>
-    </w:lvl>
-  </w:abstractNum>
   <w:num w:numId="1000">
     <w:abstractNumId w:val="990"/>
-  </w:num>
-  <w:num w:numId="1001">
-    <w:abstractNumId w:val="99411"/>
-    <w:lvlOverride w:ilvl="0">
-      <w:startOverride w:val="1"/>
-    </w:lvlOverride>
-    <w:lvlOverride w:ilvl="1">
-      <w:startOverride w:val="1"/>
-    </w:lvlOverride>
-    <w:lvlOverride w:ilvl="2">
-      <w:startOverride w:val="1"/>
-    </w:lvlOverride>
-    <w:lvlOverride w:ilvl="3">
-      <w:startOverride w:val="1"/>
-    </w:lvlOverride>
-    <w:lvlOverride w:ilvl="4">
-      <w:startOverride w:val="1"/>
-    </w:lvlOverride>
-    <w:lvlOverride w:ilvl="5">
-      <w:startOverride w:val="1"/>
-    </w:lvlOverride>
-    <w:lvlOverride w:ilvl="6">
-      <w:startOverride w:val="1"/>
-    </w:lvlOverride>
-    <w:lvlOverride w:ilvl="7">
-      <w:startOverride w:val="1"/>
-    </w:lvlOverride>
-    <w:lvlOverride w:ilvl="8">
-      <w:startOverride w:val="1"/>
-    </w:lvlOverride>
   </w:num>
 </w:numbering>
 </file>
